--- a/4_Semestre/Tecnologias_Moveis_e_Hibridas/Trabalho Obsolência Programada.docx
+++ b/4_Semestre/Tecnologias_Moveis_e_Hibridas/Trabalho Obsolência Programada.docx
@@ -1,6 +1,6 @@
 
 <file path=word/document.xml><?xml version="1.0" encoding="utf-8"?>
-<w:document xmlns:wpc="http://schemas.microsoft.com/office/word/2010/wordprocessingCanvas" xmlns:cx="http://schemas.microsoft.com/office/drawing/2014/chartex" xmlns:cx1="http://schemas.microsoft.com/office/drawing/2015/9/8/chartex" xmlns:cx2="http://schemas.microsoft.com/office/drawing/2015/10/21/chartex" xmlns:cx3="http://schemas.microsoft.com/office/drawing/2016/5/9/chartex" xmlns:cx4="http://schemas.microsoft.com/office/drawing/2016/5/10/chartex" xmlns:cx5="http://schemas.microsoft.com/office/drawing/2016/5/11/chartex" xmlns:cx6="http://schemas.microsoft.com/office/drawing/2016/5/12/chartex" xmlns:cx7="http://schemas.microsoft.com/office/drawing/2016/5/13/chartex" xmlns:cx8="http://schemas.microsoft.com/office/drawing/2016/5/14/chartex" xmlns:mc="http://schemas.openxmlformats.org/markup-compatibility/2006" xmlns:aink="http://schemas.microsoft.com/office/drawing/2016/ink" xmlns:am3d="http://schemas.microsoft.com/office/drawing/2017/model3d" xmlns:o="urn:schemas-microsoft-com:office:office" xmlns:r="http://schemas.openxmlformats.org/officeDocument/2006/relationships" xmlns:m="http://schemas.openxmlformats.org/officeDocument/2006/math" xmlns:v="urn:schemas-microsoft-com:vml" xmlns:wp14="http://schemas.microsoft.com/office/word/2010/wordprocessingDrawing" xmlns:wp="http://schemas.openxmlformats.org/drawingml/2006/wordprocessingDrawing" xmlns:w10="urn:schemas-microsoft-com:office:word" xmlns:w="http://schemas.openxmlformats.org/wordprocessingml/2006/main" xmlns:w14="http://schemas.microsoft.com/office/word/2010/wordml" xmlns:w15="http://schemas.microsoft.com/office/word/2012/wordml" xmlns:w16cid="http://schemas.microsoft.com/office/word/2016/wordml/cid" xmlns:w16se="http://schemas.microsoft.com/office/word/2015/wordml/symex" xmlns:wpg="http://schemas.microsoft.com/office/word/2010/wordprocessingGroup" xmlns:wpi="http://schemas.microsoft.com/office/word/2010/wordprocessingInk" xmlns:wne="http://schemas.microsoft.com/office/word/2006/wordml" xmlns:wps="http://schemas.microsoft.com/office/word/2010/wordprocessingShape" mc:Ignorable="w14 w15 w16se w16cid wp14">
+<w:document xmlns:wpc="http://schemas.microsoft.com/office/word/2010/wordprocessingCanvas" xmlns:cx="http://schemas.microsoft.com/office/drawing/2014/chartex" xmlns:cx1="http://schemas.microsoft.com/office/drawing/2015/9/8/chartex" xmlns:cx2="http://schemas.microsoft.com/office/drawing/2015/10/21/chartex" xmlns:cx3="http://schemas.microsoft.com/office/drawing/2016/5/9/chartex" xmlns:cx4="http://schemas.microsoft.com/office/drawing/2016/5/10/chartex" xmlns:cx5="http://schemas.microsoft.com/office/drawing/2016/5/11/chartex" xmlns:cx6="http://schemas.microsoft.com/office/drawing/2016/5/12/chartex" xmlns:cx7="http://schemas.microsoft.com/office/drawing/2016/5/13/chartex" xmlns:cx8="http://schemas.microsoft.com/office/drawing/2016/5/14/chartex" xmlns:mc="http://schemas.openxmlformats.org/markup-compatibility/2006" xmlns:aink="http://schemas.microsoft.com/office/drawing/2016/ink" xmlns:am3d="http://schemas.microsoft.com/office/drawing/2017/model3d" xmlns:o="urn:schemas-microsoft-com:office:office" xmlns:oel="http://schemas.microsoft.com/office/2019/extlst" xmlns:r="http://schemas.openxmlformats.org/officeDocument/2006/relationships" xmlns:m="http://schemas.openxmlformats.org/officeDocument/2006/math" xmlns:v="urn:schemas-microsoft-com:vml" xmlns:wp14="http://schemas.microsoft.com/office/word/2010/wordprocessingDrawing" xmlns:wp="http://schemas.openxmlformats.org/drawingml/2006/wordprocessingDrawing" xmlns:w10="urn:schemas-microsoft-com:office:word" xmlns:w="http://schemas.openxmlformats.org/wordprocessingml/2006/main" xmlns:w14="http://schemas.microsoft.com/office/word/2010/wordml" xmlns:w15="http://schemas.microsoft.com/office/word/2012/wordml" xmlns:w16cex="http://schemas.microsoft.com/office/word/2018/wordml/cex" xmlns:w16cid="http://schemas.microsoft.com/office/word/2016/wordml/cid" xmlns:w16="http://schemas.microsoft.com/office/word/2018/wordml" xmlns:w16du="http://schemas.microsoft.com/office/word/2023/wordml/word16du" xmlns:w16sdtdh="http://schemas.microsoft.com/office/word/2020/wordml/sdtdatahash" xmlns:w16sdtfl="http://schemas.microsoft.com/office/word/2024/wordml/sdtformatlock" xmlns:w16se="http://schemas.microsoft.com/office/word/2015/wordml/symex" xmlns:wpg="http://schemas.microsoft.com/office/word/2010/wordprocessingGroup" xmlns:wpi="http://schemas.microsoft.com/office/word/2010/wordprocessingInk" xmlns:wne="http://schemas.microsoft.com/office/word/2006/wordml" xmlns:wps="http://schemas.microsoft.com/office/word/2010/wordprocessingShape" mc:Ignorable="w14 w15 w16se w16cid w16 w16cex w16sdtdh w16sdtfl w16du wp14">
   <w:body>
     <w:p>
       <w:pPr>
@@ -184,23 +184,7 @@
           <w:rFonts w:ascii="Arial" w:hAnsi="Arial" w:cs="Arial"/>
           <w:sz w:val="24"/>
         </w:rPr>
-        <w:t xml:space="preserve">Geralmente, o objetivo é vender um produto novo ou uma atualização do mesmo, prática já proibida em alguns países. Sua origem se atribui à indústria do automóvel norte-americana, quando em 1924 um executivo da General Motors, Alfred P. </w:t>
-      </w:r>
-      <w:proofErr w:type="spellStart"/>
-      <w:r>
-        <w:rPr>
-          <w:rFonts w:ascii="Arial" w:hAnsi="Arial" w:cs="Arial"/>
-          <w:sz w:val="24"/>
-        </w:rPr>
-        <w:t>Sloan</w:t>
-      </w:r>
-      <w:proofErr w:type="spellEnd"/>
-      <w:r>
-        <w:rPr>
-          <w:rFonts w:ascii="Arial" w:hAnsi="Arial" w:cs="Arial"/>
-          <w:sz w:val="24"/>
-        </w:rPr>
-        <w:t xml:space="preserve"> Jr., sugeriu lançar novos modelos anualmente para manter as cifras de vendas.</w:t>
+        <w:t>Geralmente, o objetivo é vender um produto novo ou uma atualização do mesmo, prática já proibida em alguns países. Sua origem se atribui à indústria do automóvel norte-americana, quando em 1924 um executivo da General Motors, Alfred P. Sloan Jr., sugeriu lançar novos modelos anualmente para manter as cifras de vendas.</w:t>
       </w:r>
     </w:p>
     <w:p>
@@ -354,21 +338,7 @@
           <w:rFonts w:ascii="Arial" w:hAnsi="Arial" w:cs="Arial"/>
           <w:sz w:val="24"/>
         </w:rPr>
-        <w:t xml:space="preserve"> </w:t>
-      </w:r>
-      <w:r>
-        <w:rPr>
-          <w:rFonts w:ascii="Arial" w:hAnsi="Arial" w:cs="Arial"/>
-          <w:sz w:val="24"/>
-        </w:rPr>
-        <w:t>Percebida</w:t>
-      </w:r>
-      <w:r>
-        <w:rPr>
-          <w:rFonts w:ascii="Arial" w:hAnsi="Arial" w:cs="Arial"/>
-          <w:sz w:val="24"/>
-        </w:rPr>
-        <w:t>:</w:t>
+        <w:t xml:space="preserve"> Percebida:</w:t>
       </w:r>
     </w:p>
     <w:p>
@@ -481,21 +451,7 @@
           <w:rFonts w:ascii="Arial" w:hAnsi="Arial" w:cs="Arial"/>
           <w:sz w:val="24"/>
         </w:rPr>
-        <w:t xml:space="preserve"> </w:t>
-      </w:r>
-      <w:r>
-        <w:rPr>
-          <w:rFonts w:ascii="Arial" w:hAnsi="Arial" w:cs="Arial"/>
-          <w:sz w:val="24"/>
-        </w:rPr>
-        <w:t>de Software</w:t>
-      </w:r>
-      <w:r>
-        <w:rPr>
-          <w:rFonts w:ascii="Arial" w:hAnsi="Arial" w:cs="Arial"/>
-          <w:sz w:val="24"/>
-        </w:rPr>
-        <w:t>:</w:t>
+        <w:t xml:space="preserve"> de Software:</w:t>
       </w:r>
     </w:p>
     <w:p>
@@ -685,236 +641,199 @@
         <w:jc w:val="both"/>
         <w:rPr>
           <w:rFonts w:ascii="Arial" w:hAnsi="Arial" w:cs="Arial"/>
-          <w:sz w:val="24"/>
-        </w:rPr>
-      </w:pPr>
-      <w:r>
-        <w:rPr>
-          <w:rFonts w:ascii="Arial" w:hAnsi="Arial" w:cs="Arial"/>
-          <w:sz w:val="24"/>
-        </w:rPr>
-        <w:t>Impactos econômicos:</w:t>
-      </w:r>
-    </w:p>
-    <w:p>
-      <w:pPr>
-        <w:ind w:left="708"/>
-        <w:jc w:val="both"/>
-        <w:rPr>
-          <w:rFonts w:ascii="Arial" w:hAnsi="Arial" w:cs="Arial"/>
-          <w:sz w:val="24"/>
-        </w:rPr>
-      </w:pPr>
-      <w:r>
-        <w:rPr>
-          <w:rFonts w:ascii="Arial" w:hAnsi="Arial" w:cs="Arial"/>
-          <w:sz w:val="24"/>
-        </w:rPr>
-        <w:t xml:space="preserve">Possuem impactos econômicos bons e negativos, </w:t>
-      </w:r>
-      <w:proofErr w:type="gramStart"/>
-      <w:r>
-        <w:rPr>
-          <w:rFonts w:ascii="Arial" w:hAnsi="Arial" w:cs="Arial"/>
-          <w:sz w:val="24"/>
-        </w:rPr>
-        <w:t>os bons está</w:t>
-      </w:r>
-      <w:proofErr w:type="gramEnd"/>
-      <w:r>
-        <w:rPr>
-          <w:rFonts w:ascii="Arial" w:hAnsi="Arial" w:cs="Arial"/>
-          <w:sz w:val="24"/>
-        </w:rPr>
-        <w:t xml:space="preserve"> em giro de capital, fazendo fluir o dinheiro entre as corporações por conta do consumo desenfreado.</w:t>
-      </w:r>
-    </w:p>
-    <w:p>
-      <w:pPr>
-        <w:ind w:left="708"/>
-        <w:jc w:val="both"/>
-        <w:rPr>
-          <w:rFonts w:ascii="Arial" w:hAnsi="Arial" w:cs="Arial"/>
-          <w:sz w:val="24"/>
-        </w:rPr>
-      </w:pPr>
-      <w:r>
-        <w:rPr>
-          <w:rFonts w:ascii="Arial" w:hAnsi="Arial" w:cs="Arial"/>
-          <w:sz w:val="24"/>
-        </w:rPr>
-        <w:t>Os impactos econômicos negativos fazem referência ao aumento de preços dos produtos, pois normalmente são itens mais caros; fica menos acessíveis a quem precisa e tem condições indecentes para garantir a posse do produto, interfere totalmente no mercado global e o consumo desenfreado.</w:t>
-      </w:r>
-    </w:p>
-    <w:p>
-      <w:pPr>
-        <w:jc w:val="both"/>
-        <w:rPr>
-          <w:rFonts w:ascii="Arial" w:hAnsi="Arial" w:cs="Arial"/>
-          <w:sz w:val="24"/>
-        </w:rPr>
-      </w:pPr>
-      <w:r>
-        <w:rPr>
-          <w:rFonts w:ascii="Arial" w:hAnsi="Arial" w:cs="Arial"/>
-          <w:sz w:val="24"/>
-        </w:rPr>
-        <w:t>Impactos ambientais:</w:t>
-      </w:r>
-    </w:p>
-    <w:p>
-      <w:pPr>
-        <w:jc w:val="both"/>
-        <w:rPr>
-          <w:rFonts w:ascii="Arial" w:hAnsi="Arial" w:cs="Arial"/>
-          <w:sz w:val="24"/>
-        </w:rPr>
-      </w:pPr>
-      <w:r>
-        <w:rPr>
-          <w:rFonts w:ascii="Arial" w:hAnsi="Arial" w:cs="Arial"/>
-          <w:sz w:val="24"/>
-        </w:rPr>
-        <w:tab/>
-        <w:t>Não consigo ver impactos positivos, somente negativos, entre eles, poluição, acumulo de lixo</w:t>
-      </w:r>
-      <w:r>
-        <w:rPr>
-          <w:rFonts w:ascii="Arial" w:hAnsi="Arial" w:cs="Arial"/>
-          <w:sz w:val="24"/>
-        </w:rPr>
-        <w:t>, falta de planejamento para a decomposição de materiais inorgânicos e não recicláveis e, pela falta de reciclagem, maior exploração de matérias primas, isso podendo afetar espaços onde o recurso é explorado.</w:t>
-      </w:r>
-    </w:p>
-    <w:p>
-      <w:pPr>
-        <w:jc w:val="both"/>
-        <w:rPr>
-          <w:rFonts w:ascii="Arial" w:hAnsi="Arial" w:cs="Arial"/>
-          <w:sz w:val="24"/>
-        </w:rPr>
-      </w:pPr>
-    </w:p>
-    <w:p>
-      <w:pPr>
-        <w:jc w:val="both"/>
-        <w:rPr>
-          <w:rFonts w:ascii="Arial" w:hAnsi="Arial" w:cs="Arial"/>
-          <w:sz w:val="24"/>
-        </w:rPr>
-      </w:pPr>
-      <w:r>
-        <w:rPr>
-          <w:rFonts w:ascii="Arial" w:hAnsi="Arial" w:cs="Arial"/>
-          <w:sz w:val="24"/>
-        </w:rPr>
-        <w:t>Impactos sociais:</w:t>
-      </w:r>
-    </w:p>
-    <w:p>
-      <w:pPr>
-        <w:jc w:val="both"/>
-        <w:rPr>
-          <w:rFonts w:ascii="Arial" w:hAnsi="Arial" w:cs="Arial"/>
-          <w:sz w:val="24"/>
-        </w:rPr>
-      </w:pPr>
-      <w:r>
-        <w:rPr>
-          <w:rFonts w:ascii="Arial" w:hAnsi="Arial" w:cs="Arial"/>
-          <w:sz w:val="24"/>
-        </w:rPr>
-        <w:tab/>
-        <w:t xml:space="preserve">Aumento da desigualdade social, alienação ao consumismo, mal gestão e consumo das tecnologias que se compra </w:t>
-      </w:r>
-    </w:p>
-    <w:p>
-      <w:pPr>
-        <w:jc w:val="both"/>
-        <w:rPr>
-          <w:rFonts w:ascii="Arial" w:hAnsi="Arial" w:cs="Arial"/>
-          <w:sz w:val="24"/>
-        </w:rPr>
-      </w:pPr>
-    </w:p>
-    <w:p>
-      <w:pPr>
-        <w:jc w:val="both"/>
-        <w:rPr>
-          <w:rFonts w:ascii="Arial" w:hAnsi="Arial" w:cs="Arial"/>
-          <w:sz w:val="24"/>
-        </w:rPr>
-      </w:pPr>
-      <w:r>
-        <w:rPr>
-          <w:rFonts w:ascii="Arial" w:hAnsi="Arial" w:cs="Arial"/>
-          <w:sz w:val="24"/>
-        </w:rPr>
-        <w:t>Produtos que se incluem no tema:</w:t>
-      </w:r>
-    </w:p>
-    <w:p>
-      <w:pPr>
-        <w:jc w:val="both"/>
-        <w:rPr>
-          <w:rFonts w:ascii="Arial" w:hAnsi="Arial" w:cs="Arial"/>
-          <w:sz w:val="24"/>
-        </w:rPr>
-      </w:pPr>
-      <w:r>
-        <w:rPr>
-          <w:rFonts w:ascii="Arial" w:hAnsi="Arial" w:cs="Arial"/>
-          <w:sz w:val="24"/>
-        </w:rPr>
-        <w:tab/>
-      </w:r>
-      <w:proofErr w:type="spellStart"/>
-      <w:r>
-        <w:rPr>
-          <w:rFonts w:ascii="Arial" w:hAnsi="Arial" w:cs="Arial"/>
-          <w:sz w:val="24"/>
-        </w:rPr>
-        <w:t>Smarthphones</w:t>
-      </w:r>
-      <w:proofErr w:type="spellEnd"/>
-      <w:r>
-        <w:rPr>
-          <w:rFonts w:ascii="Arial" w:hAnsi="Arial" w:cs="Arial"/>
-          <w:sz w:val="24"/>
-        </w:rPr>
-        <w:t xml:space="preserve">, Lâmpadas, </w:t>
-      </w:r>
-      <w:proofErr w:type="spellStart"/>
-      <w:r>
-        <w:rPr>
-          <w:rFonts w:ascii="Arial" w:hAnsi="Arial" w:cs="Arial"/>
-          <w:sz w:val="24"/>
-        </w:rPr>
-        <w:t>Elêtrodomésticos</w:t>
-      </w:r>
-      <w:proofErr w:type="spellEnd"/>
-      <w:r>
-        <w:rPr>
-          <w:rFonts w:ascii="Arial" w:hAnsi="Arial" w:cs="Arial"/>
-          <w:sz w:val="24"/>
-        </w:rPr>
-        <w:t>, Computadores</w:t>
-      </w:r>
-    </w:p>
-    <w:p>
-      <w:pPr>
-        <w:jc w:val="both"/>
-        <w:rPr>
-          <w:rFonts w:ascii="Arial" w:hAnsi="Arial" w:cs="Arial"/>
-          <w:sz w:val="24"/>
-        </w:rPr>
-      </w:pPr>
-      <w:r>
-        <w:rPr>
-          <w:rFonts w:ascii="Arial" w:hAnsi="Arial" w:cs="Arial"/>
-          <w:sz w:val="24"/>
-        </w:rPr>
-        <w:tab/>
+          <w:bCs/>
+          <w:sz w:val="24"/>
+          <w:szCs w:val="18"/>
+        </w:rPr>
+      </w:pPr>
+      <w:r>
+        <w:rPr>
+          <w:rFonts w:ascii="Arial" w:hAnsi="Arial" w:cs="Arial"/>
+          <w:bCs/>
+          <w:sz w:val="24"/>
+          <w:szCs w:val="18"/>
+        </w:rPr>
+        <w:t>A obsolescência programada impacta diretamente a economia, o meio ambiente e a sociedade. Embora possa ter alguns pontos positivos, como a movimentação do mercado, os efeitos negativos acabam sendo mais preocupantes.</w:t>
+      </w:r>
+    </w:p>
+    <w:p>
+      <w:pPr>
+        <w:jc w:val="both"/>
+        <w:rPr>
+          <w:rFonts w:ascii="Arial" w:hAnsi="Arial" w:cs="Arial"/>
+          <w:bCs/>
+          <w:sz w:val="24"/>
+          <w:szCs w:val="18"/>
+        </w:rPr>
+      </w:pPr>
+      <w:r>
+        <w:rPr>
+          <w:rFonts w:ascii="Arial" w:hAnsi="Arial" w:cs="Arial"/>
+          <w:bCs/>
+          <w:sz w:val="24"/>
+          <w:szCs w:val="18"/>
+        </w:rPr>
+        <w:t>Impactos Econômicos</w:t>
+      </w:r>
+    </w:p>
+    <w:p>
+      <w:pPr>
+        <w:jc w:val="both"/>
+        <w:rPr>
+          <w:rFonts w:ascii="Arial" w:hAnsi="Arial" w:cs="Arial"/>
+          <w:bCs/>
+          <w:sz w:val="24"/>
+          <w:szCs w:val="18"/>
+        </w:rPr>
+      </w:pPr>
+      <w:r>
+        <w:rPr>
+          <w:rFonts w:ascii="Arial" w:hAnsi="Arial" w:cs="Arial"/>
+          <w:bCs/>
+          <w:sz w:val="24"/>
+          <w:szCs w:val="18"/>
+        </w:rPr>
+        <w:t>De um lado, a obsolescência programada ajuda a manter a economia girando. As pessoas trocam de celular, computador e eletrodomésticos com frequência, o que faz as empresas lucrarem mais e cria empregos na indústria e no comércio.</w:t>
+      </w:r>
+    </w:p>
+    <w:p>
+      <w:pPr>
+        <w:jc w:val="both"/>
+        <w:rPr>
+          <w:rFonts w:ascii="Arial" w:hAnsi="Arial" w:cs="Arial"/>
+          <w:bCs/>
+          <w:sz w:val="24"/>
+          <w:szCs w:val="18"/>
+        </w:rPr>
+      </w:pPr>
+      <w:r>
+        <w:rPr>
+          <w:rFonts w:ascii="Arial" w:hAnsi="Arial" w:cs="Arial"/>
+          <w:bCs/>
+          <w:sz w:val="24"/>
+          <w:szCs w:val="18"/>
+        </w:rPr>
+        <w:t>Por outro lado, essa troca constante pesa no bolso do consumidor. Os produtos são feitos para durar pouco, o que obriga as pessoas a comprarem novos itens mesmo sem necessidade real. Isso afeta principalmente quem tem menos condições financeiras, além de fazer com que os preços subam e tornem certos produtos menos acessíveis.</w:t>
+      </w:r>
+    </w:p>
+    <w:p>
+      <w:pPr>
+        <w:jc w:val="both"/>
+        <w:rPr>
+          <w:rFonts w:ascii="Arial" w:hAnsi="Arial" w:cs="Arial"/>
+          <w:bCs/>
+          <w:sz w:val="24"/>
+          <w:szCs w:val="18"/>
+        </w:rPr>
+      </w:pPr>
+      <w:r>
+        <w:rPr>
+          <w:rFonts w:ascii="Arial" w:hAnsi="Arial" w:cs="Arial"/>
+          <w:bCs/>
+          <w:sz w:val="24"/>
+          <w:szCs w:val="18"/>
+        </w:rPr>
+        <w:t>Impactos Ambientais</w:t>
+      </w:r>
+    </w:p>
+    <w:p>
+      <w:pPr>
+        <w:jc w:val="both"/>
+        <w:rPr>
+          <w:rFonts w:ascii="Arial" w:hAnsi="Arial" w:cs="Arial"/>
+          <w:bCs/>
+          <w:sz w:val="24"/>
+          <w:szCs w:val="18"/>
+        </w:rPr>
+      </w:pPr>
+      <w:r>
+        <w:rPr>
+          <w:rFonts w:ascii="Arial" w:hAnsi="Arial" w:cs="Arial"/>
+          <w:bCs/>
+          <w:sz w:val="24"/>
+          <w:szCs w:val="18"/>
+        </w:rPr>
+        <w:t>No meio ambiente, os problemas são ainda mais evidentes. O descarte acelerado de produtos gera toneladas de lixo eletrônico, grande parte sem um destino correto. Muitos materiais não são recicláveis, e a produção constante de novos itens exige mais exploração de recursos naturais, como metais e petróleo, o que prejudica o meio ambiente.</w:t>
+      </w:r>
+    </w:p>
+    <w:p>
+      <w:pPr>
+        <w:jc w:val="both"/>
+        <w:rPr>
+          <w:rFonts w:ascii="Arial" w:hAnsi="Arial" w:cs="Arial"/>
+          <w:bCs/>
+          <w:sz w:val="24"/>
+          <w:szCs w:val="18"/>
+        </w:rPr>
+      </w:pPr>
+      <w:r>
+        <w:rPr>
+          <w:rFonts w:ascii="Arial" w:hAnsi="Arial" w:cs="Arial"/>
+          <w:bCs/>
+          <w:sz w:val="24"/>
+          <w:szCs w:val="18"/>
+        </w:rPr>
+        <w:t>Além disso, muitos países ricos enviam seu lixo eletrônico para nações mais pobres, onde o descarte é feito de forma irregular, contaminando solo e água.</w:t>
+      </w:r>
+    </w:p>
+    <w:p>
+      <w:pPr>
+        <w:jc w:val="both"/>
+        <w:rPr>
+          <w:rFonts w:ascii="Arial" w:hAnsi="Arial" w:cs="Arial"/>
+          <w:bCs/>
+          <w:sz w:val="24"/>
+          <w:szCs w:val="18"/>
+        </w:rPr>
+      </w:pPr>
+      <w:r>
+        <w:rPr>
+          <w:rFonts w:ascii="Arial" w:hAnsi="Arial" w:cs="Arial"/>
+          <w:bCs/>
+          <w:sz w:val="24"/>
+          <w:szCs w:val="18"/>
+        </w:rPr>
+        <w:t>Impactos Sociais</w:t>
+      </w:r>
+    </w:p>
+    <w:p>
+      <w:pPr>
+        <w:jc w:val="both"/>
+        <w:rPr>
+          <w:rFonts w:ascii="Arial" w:hAnsi="Arial" w:cs="Arial"/>
+          <w:bCs/>
+          <w:sz w:val="24"/>
+          <w:szCs w:val="18"/>
+        </w:rPr>
+      </w:pPr>
+      <w:r>
+        <w:rPr>
+          <w:rFonts w:ascii="Arial" w:hAnsi="Arial" w:cs="Arial"/>
+          <w:bCs/>
+          <w:sz w:val="24"/>
+          <w:szCs w:val="18"/>
+        </w:rPr>
+        <w:t>A obsolescência programada também influencia a forma como consumimos. As pessoas se acostumam a trocar de produto toda hora, criando um ciclo de consumo exagerado. Isso pode levar ao endividamento e até mesmo a uma insatisfação constante, já que sempre há um modelo "melhor" no mercado.</w:t>
+      </w:r>
+    </w:p>
+    <w:p>
+      <w:pPr>
+        <w:jc w:val="both"/>
+        <w:rPr>
+          <w:rFonts w:ascii="Arial" w:hAnsi="Arial" w:cs="Arial"/>
+          <w:bCs/>
+          <w:sz w:val="24"/>
+          <w:szCs w:val="18"/>
+        </w:rPr>
+      </w:pPr>
+      <w:r>
+        <w:rPr>
+          <w:rFonts w:ascii="Arial" w:hAnsi="Arial" w:cs="Arial"/>
+          <w:bCs/>
+          <w:sz w:val="24"/>
+          <w:szCs w:val="18"/>
+        </w:rPr>
+        <w:t>Outro problema é a exclusão digital. Quem não pode comprar as versões mais novas de celulares e computadores acaba ficando para trás, perdendo acesso a atualizações de segurança, aplicativos e até oportunidades de emprego.</w:t>
       </w:r>
     </w:p>
     <w:p>
@@ -926,16 +845,149 @@
           <w:sz w:val="32"/>
         </w:rPr>
       </w:pPr>
-    </w:p>
-    <w:p>
-      <w:pPr>
-        <w:jc w:val="both"/>
+      <w:r>
         <w:rPr>
           <w:rFonts w:ascii="Arial" w:hAnsi="Arial" w:cs="Arial"/>
           <w:b/>
           <w:sz w:val="32"/>
         </w:rPr>
-      </w:pPr>
+        <w:t>Possíveis Soluções</w:t>
+      </w:r>
+    </w:p>
+    <w:p>
+      <w:pPr>
+        <w:jc w:val="both"/>
+        <w:rPr>
+          <w:rFonts w:ascii="Arial" w:hAnsi="Arial" w:cs="Arial"/>
+          <w:bCs/>
+          <w:sz w:val="24"/>
+          <w:szCs w:val="18"/>
+        </w:rPr>
+      </w:pPr>
+      <w:r>
+        <w:rPr>
+          <w:rFonts w:ascii="Arial" w:hAnsi="Arial" w:cs="Arial"/>
+          <w:bCs/>
+          <w:sz w:val="24"/>
+          <w:szCs w:val="18"/>
+        </w:rPr>
+        <w:t>Algumas formas de minimizar esses impactos são:</w:t>
+      </w:r>
+    </w:p>
+    <w:p>
+      <w:pPr>
+        <w:numPr>
+          <w:ilvl w:val="0"/>
+          <w:numId w:val="2"/>
+        </w:numPr>
+        <w:jc w:val="both"/>
+        <w:rPr>
+          <w:rFonts w:ascii="Arial" w:hAnsi="Arial" w:cs="Arial"/>
+          <w:bCs/>
+          <w:sz w:val="24"/>
+          <w:szCs w:val="18"/>
+        </w:rPr>
+      </w:pPr>
+      <w:r>
+        <w:rPr>
+          <w:rFonts w:ascii="Arial" w:hAnsi="Arial" w:cs="Arial"/>
+          <w:bCs/>
+          <w:sz w:val="24"/>
+          <w:szCs w:val="18"/>
+        </w:rPr>
+        <w:t>Conscientização do consumidor: Mostrar às pessoas a importância de um consumo mais consciente e responsável.</w:t>
+      </w:r>
+    </w:p>
+    <w:p>
+      <w:pPr>
+        <w:numPr>
+          <w:ilvl w:val="0"/>
+          <w:numId w:val="2"/>
+        </w:numPr>
+        <w:jc w:val="both"/>
+        <w:rPr>
+          <w:rFonts w:ascii="Arial" w:hAnsi="Arial" w:cs="Arial"/>
+          <w:bCs/>
+          <w:sz w:val="24"/>
+          <w:szCs w:val="18"/>
+        </w:rPr>
+      </w:pPr>
+      <w:r>
+        <w:rPr>
+          <w:rFonts w:ascii="Arial" w:hAnsi="Arial" w:cs="Arial"/>
+          <w:bCs/>
+          <w:sz w:val="24"/>
+          <w:szCs w:val="18"/>
+        </w:rPr>
+        <w:t xml:space="preserve">Leis e regulamentações: Criar normas que obriguem as empresas a </w:t>
+      </w:r>
+      <w:r>
+        <w:rPr>
+          <w:rFonts w:ascii="Arial" w:hAnsi="Arial" w:cs="Arial"/>
+          <w:bCs/>
+          <w:sz w:val="24"/>
+          <w:szCs w:val="18"/>
+        </w:rPr>
+        <w:t>fabricarem</w:t>
+      </w:r>
+      <w:r>
+        <w:rPr>
+          <w:rFonts w:ascii="Arial" w:hAnsi="Arial" w:cs="Arial"/>
+          <w:bCs/>
+          <w:sz w:val="24"/>
+          <w:szCs w:val="18"/>
+        </w:rPr>
+        <w:t xml:space="preserve"> produtos mais duráveis e reparáveis.</w:t>
+      </w:r>
+    </w:p>
+    <w:p>
+      <w:pPr>
+        <w:numPr>
+          <w:ilvl w:val="0"/>
+          <w:numId w:val="2"/>
+        </w:numPr>
+        <w:jc w:val="both"/>
+        <w:rPr>
+          <w:rFonts w:ascii="Arial" w:hAnsi="Arial" w:cs="Arial"/>
+          <w:bCs/>
+          <w:sz w:val="24"/>
+          <w:szCs w:val="18"/>
+        </w:rPr>
+      </w:pPr>
+      <w:r>
+        <w:rPr>
+          <w:rFonts w:ascii="Arial" w:hAnsi="Arial" w:cs="Arial"/>
+          <w:bCs/>
+          <w:sz w:val="24"/>
+          <w:szCs w:val="18"/>
+        </w:rPr>
+        <w:lastRenderedPageBreak/>
+        <w:t>Incentivo à economia circular: Promover a reutilização, o reparo e a reciclagem de produtos para evitar desperdícios.</w:t>
+      </w:r>
+    </w:p>
+    <w:p>
+      <w:pPr>
+        <w:numPr>
+          <w:ilvl w:val="0"/>
+          <w:numId w:val="2"/>
+        </w:numPr>
+        <w:jc w:val="both"/>
+        <w:rPr>
+          <w:rFonts w:ascii="Arial" w:hAnsi="Arial" w:cs="Arial"/>
+          <w:bCs/>
+          <w:sz w:val="24"/>
+          <w:szCs w:val="18"/>
+        </w:rPr>
+      </w:pPr>
+      <w:r>
+        <w:rPr>
+          <w:rFonts w:ascii="Arial" w:hAnsi="Arial" w:cs="Arial"/>
+          <w:bCs/>
+          <w:sz w:val="24"/>
+          <w:szCs w:val="18"/>
+        </w:rPr>
+        <w:t>Investimento em tecnologias sustentáveis: Criar materiais mais ecológicos e sistemas de reciclagem eficientes.</w:t>
+      </w:r>
     </w:p>
     <w:p>
       <w:pPr>
@@ -952,54 +1004,27 @@
           <w:b/>
           <w:sz w:val="32"/>
         </w:rPr>
-        <w:t>Possíveis soluções</w:t>
-      </w:r>
-    </w:p>
-    <w:p>
-      <w:pPr>
-        <w:jc w:val="both"/>
-        <w:rPr>
-          <w:rFonts w:ascii="Arial" w:hAnsi="Arial" w:cs="Arial"/>
-          <w:sz w:val="24"/>
-          <w:u w:val="single"/>
-        </w:rPr>
-      </w:pPr>
-      <w:r>
-        <w:rPr>
-          <w:rFonts w:ascii="Arial" w:hAnsi="Arial" w:cs="Arial"/>
-          <w:sz w:val="24"/>
-        </w:rPr>
-        <w:t>Incentivo a população a consciência sobre o consumismo</w:t>
-      </w:r>
-      <w:bookmarkStart w:id="0" w:name="_GoBack"/>
-      <w:bookmarkEnd w:id="0"/>
-    </w:p>
-    <w:p>
-      <w:pPr>
-        <w:jc w:val="both"/>
-        <w:rPr>
-          <w:rFonts w:ascii="Arial" w:hAnsi="Arial" w:cs="Arial"/>
-          <w:b/>
-          <w:sz w:val="32"/>
-        </w:rPr>
-      </w:pPr>
-    </w:p>
-    <w:p>
-      <w:pPr>
-        <w:jc w:val="both"/>
-        <w:rPr>
-          <w:rFonts w:ascii="Arial" w:hAnsi="Arial" w:cs="Arial"/>
-          <w:b/>
-          <w:sz w:val="32"/>
-        </w:rPr>
-      </w:pPr>
-      <w:r>
-        <w:rPr>
-          <w:rFonts w:ascii="Arial" w:hAnsi="Arial" w:cs="Arial"/>
-          <w:b/>
-          <w:sz w:val="32"/>
-        </w:rPr>
         <w:t>Conclusão</w:t>
+      </w:r>
+    </w:p>
+    <w:p>
+      <w:pPr>
+        <w:jc w:val="both"/>
+        <w:rPr>
+          <w:rFonts w:ascii="Arial" w:hAnsi="Arial" w:cs="Arial"/>
+          <w:bCs/>
+          <w:sz w:val="24"/>
+          <w:szCs w:val="18"/>
+        </w:rPr>
+      </w:pPr>
+      <w:r>
+        <w:rPr>
+          <w:rFonts w:ascii="Arial" w:hAnsi="Arial" w:cs="Arial"/>
+          <w:bCs/>
+          <w:sz w:val="24"/>
+          <w:szCs w:val="18"/>
+        </w:rPr>
+        <w:t>A obsolescência programada pode até trazer benefícios econômicos no curto prazo, mas seus impactos negativos são muito mais profundos. O meio ambiente sofre com o lixo e a exploração de recursos, enquanto consumidores enfrentam gastos desnecessários e exclusão digital. Para mudar esse cenário, é preciso incentivar um consumo mais consciente e cobrar das empresas e governos soluções mais sustentáveis.</w:t>
       </w:r>
     </w:p>
     <w:p>
@@ -1152,7 +1177,7 @@
 </file>
 
 <file path=word/numbering.xml><?xml version="1.0" encoding="utf-8"?>
-<w:numbering xmlns:wpc="http://schemas.microsoft.com/office/word/2010/wordprocessingCanvas" xmlns:cx="http://schemas.microsoft.com/office/drawing/2014/chartex" xmlns:cx1="http://schemas.microsoft.com/office/drawing/2015/9/8/chartex" xmlns:cx2="http://schemas.microsoft.com/office/drawing/2015/10/21/chartex" xmlns:cx3="http://schemas.microsoft.com/office/drawing/2016/5/9/chartex" xmlns:cx4="http://schemas.microsoft.com/office/drawing/2016/5/10/chartex" xmlns:cx5="http://schemas.microsoft.com/office/drawing/2016/5/11/chartex" xmlns:cx6="http://schemas.microsoft.com/office/drawing/2016/5/12/chartex" xmlns:cx7="http://schemas.microsoft.com/office/drawing/2016/5/13/chartex" xmlns:cx8="http://schemas.microsoft.com/office/drawing/2016/5/14/chartex" xmlns:mc="http://schemas.openxmlformats.org/markup-compatibility/2006" xmlns:aink="http://schemas.microsoft.com/office/drawing/2016/ink" xmlns:am3d="http://schemas.microsoft.com/office/drawing/2017/model3d" xmlns:o="urn:schemas-microsoft-com:office:office" xmlns:r="http://schemas.openxmlformats.org/officeDocument/2006/relationships" xmlns:m="http://schemas.openxmlformats.org/officeDocument/2006/math" xmlns:v="urn:schemas-microsoft-com:vml" xmlns:wp14="http://schemas.microsoft.com/office/word/2010/wordprocessingDrawing" xmlns:wp="http://schemas.openxmlformats.org/drawingml/2006/wordprocessingDrawing" xmlns:w10="urn:schemas-microsoft-com:office:word" xmlns:w="http://schemas.openxmlformats.org/wordprocessingml/2006/main" xmlns:w14="http://schemas.microsoft.com/office/word/2010/wordml" xmlns:w15="http://schemas.microsoft.com/office/word/2012/wordml" xmlns:w16cid="http://schemas.microsoft.com/office/word/2016/wordml/cid" xmlns:w16se="http://schemas.microsoft.com/office/word/2015/wordml/symex" xmlns:wpg="http://schemas.microsoft.com/office/word/2010/wordprocessingGroup" xmlns:wpi="http://schemas.microsoft.com/office/word/2010/wordprocessingInk" xmlns:wne="http://schemas.microsoft.com/office/word/2006/wordml" xmlns:wps="http://schemas.microsoft.com/office/word/2010/wordprocessingShape" mc:Ignorable="w14 w15 w16se w16cid wp14">
+<w:numbering xmlns:wpc="http://schemas.microsoft.com/office/word/2010/wordprocessingCanvas" xmlns:cx="http://schemas.microsoft.com/office/drawing/2014/chartex" xmlns:cx1="http://schemas.microsoft.com/office/drawing/2015/9/8/chartex" xmlns:cx2="http://schemas.microsoft.com/office/drawing/2015/10/21/chartex" xmlns:cx3="http://schemas.microsoft.com/office/drawing/2016/5/9/chartex" xmlns:cx4="http://schemas.microsoft.com/office/drawing/2016/5/10/chartex" xmlns:cx5="http://schemas.microsoft.com/office/drawing/2016/5/11/chartex" xmlns:cx6="http://schemas.microsoft.com/office/drawing/2016/5/12/chartex" xmlns:cx7="http://schemas.microsoft.com/office/drawing/2016/5/13/chartex" xmlns:cx8="http://schemas.microsoft.com/office/drawing/2016/5/14/chartex" xmlns:mc="http://schemas.openxmlformats.org/markup-compatibility/2006" xmlns:aink="http://schemas.microsoft.com/office/drawing/2016/ink" xmlns:am3d="http://schemas.microsoft.com/office/drawing/2017/model3d" xmlns:o="urn:schemas-microsoft-com:office:office" xmlns:oel="http://schemas.microsoft.com/office/2019/extlst" xmlns:r="http://schemas.openxmlformats.org/officeDocument/2006/relationships" xmlns:m="http://schemas.openxmlformats.org/officeDocument/2006/math" xmlns:v="urn:schemas-microsoft-com:vml" xmlns:wp14="http://schemas.microsoft.com/office/word/2010/wordprocessingDrawing" xmlns:wp="http://schemas.openxmlformats.org/drawingml/2006/wordprocessingDrawing" xmlns:w10="urn:schemas-microsoft-com:office:word" xmlns:w="http://schemas.openxmlformats.org/wordprocessingml/2006/main" xmlns:w14="http://schemas.microsoft.com/office/word/2010/wordml" xmlns:w15="http://schemas.microsoft.com/office/word/2012/wordml" xmlns:w16cex="http://schemas.microsoft.com/office/word/2018/wordml/cex" xmlns:w16cid="http://schemas.microsoft.com/office/word/2016/wordml/cid" xmlns:w16="http://schemas.microsoft.com/office/word/2018/wordml" xmlns:w16du="http://schemas.microsoft.com/office/word/2023/wordml/word16du" xmlns:w16sdtdh="http://schemas.microsoft.com/office/word/2020/wordml/sdtdatahash" xmlns:w16sdtfl="http://schemas.microsoft.com/office/word/2024/wordml/sdtformatlock" xmlns:w16se="http://schemas.microsoft.com/office/word/2015/wordml/symex" xmlns:wpg="http://schemas.microsoft.com/office/word/2010/wordprocessingGroup" xmlns:wpi="http://schemas.microsoft.com/office/word/2010/wordprocessingInk" xmlns:wne="http://schemas.microsoft.com/office/word/2006/wordml" xmlns:wps="http://schemas.microsoft.com/office/word/2010/wordprocessingShape" mc:Ignorable="w14 w15 w16se w16cid w16 w16cex w16sdtdh w16sdtfl w16du wp14">
   <w:abstractNum w:abstractNumId="0" w15:restartNumberingAfterBreak="0">
     <w:nsid w:val="79C606AD"/>
     <w:multiLevelType w:val="hybridMultilevel"/>
@@ -1239,14 +1264,166 @@
       </w:pPr>
     </w:lvl>
   </w:abstractNum>
-  <w:num w:numId="1">
+  <w:abstractNum w:abstractNumId="1" w15:restartNumberingAfterBreak="0">
+    <w:nsid w:val="7A486A49"/>
+    <w:multiLevelType w:val="multilevel"/>
+    <w:tmpl w:val="86C2493C"/>
+    <w:lvl w:ilvl="0">
+      <w:start w:val="1"/>
+      <w:numFmt w:val="bullet"/>
+      <w:lvlText w:val=""/>
+      <w:lvlJc w:val="left"/>
+      <w:pPr>
+        <w:tabs>
+          <w:tab w:val="num" w:pos="720"/>
+        </w:tabs>
+        <w:ind w:left="720" w:hanging="360"/>
+      </w:pPr>
+      <w:rPr>
+        <w:rFonts w:ascii="Symbol" w:hAnsi="Symbol" w:hint="default"/>
+        <w:sz w:val="20"/>
+      </w:rPr>
+    </w:lvl>
+    <w:lvl w:ilvl="1" w:tentative="1">
+      <w:start w:val="1"/>
+      <w:numFmt w:val="bullet"/>
+      <w:lvlText w:val="o"/>
+      <w:lvlJc w:val="left"/>
+      <w:pPr>
+        <w:tabs>
+          <w:tab w:val="num" w:pos="1440"/>
+        </w:tabs>
+        <w:ind w:left="1440" w:hanging="360"/>
+      </w:pPr>
+      <w:rPr>
+        <w:rFonts w:ascii="Courier New" w:hAnsi="Courier New" w:hint="default"/>
+        <w:sz w:val="20"/>
+      </w:rPr>
+    </w:lvl>
+    <w:lvl w:ilvl="2" w:tentative="1">
+      <w:start w:val="1"/>
+      <w:numFmt w:val="bullet"/>
+      <w:lvlText w:val=""/>
+      <w:lvlJc w:val="left"/>
+      <w:pPr>
+        <w:tabs>
+          <w:tab w:val="num" w:pos="2160"/>
+        </w:tabs>
+        <w:ind w:left="2160" w:hanging="360"/>
+      </w:pPr>
+      <w:rPr>
+        <w:rFonts w:ascii="Wingdings" w:hAnsi="Wingdings" w:hint="default"/>
+        <w:sz w:val="20"/>
+      </w:rPr>
+    </w:lvl>
+    <w:lvl w:ilvl="3" w:tentative="1">
+      <w:start w:val="1"/>
+      <w:numFmt w:val="bullet"/>
+      <w:lvlText w:val=""/>
+      <w:lvlJc w:val="left"/>
+      <w:pPr>
+        <w:tabs>
+          <w:tab w:val="num" w:pos="2880"/>
+        </w:tabs>
+        <w:ind w:left="2880" w:hanging="360"/>
+      </w:pPr>
+      <w:rPr>
+        <w:rFonts w:ascii="Wingdings" w:hAnsi="Wingdings" w:hint="default"/>
+        <w:sz w:val="20"/>
+      </w:rPr>
+    </w:lvl>
+    <w:lvl w:ilvl="4" w:tentative="1">
+      <w:start w:val="1"/>
+      <w:numFmt w:val="bullet"/>
+      <w:lvlText w:val=""/>
+      <w:lvlJc w:val="left"/>
+      <w:pPr>
+        <w:tabs>
+          <w:tab w:val="num" w:pos="3600"/>
+        </w:tabs>
+        <w:ind w:left="3600" w:hanging="360"/>
+      </w:pPr>
+      <w:rPr>
+        <w:rFonts w:ascii="Wingdings" w:hAnsi="Wingdings" w:hint="default"/>
+        <w:sz w:val="20"/>
+      </w:rPr>
+    </w:lvl>
+    <w:lvl w:ilvl="5" w:tentative="1">
+      <w:start w:val="1"/>
+      <w:numFmt w:val="bullet"/>
+      <w:lvlText w:val=""/>
+      <w:lvlJc w:val="left"/>
+      <w:pPr>
+        <w:tabs>
+          <w:tab w:val="num" w:pos="4320"/>
+        </w:tabs>
+        <w:ind w:left="4320" w:hanging="360"/>
+      </w:pPr>
+      <w:rPr>
+        <w:rFonts w:ascii="Wingdings" w:hAnsi="Wingdings" w:hint="default"/>
+        <w:sz w:val="20"/>
+      </w:rPr>
+    </w:lvl>
+    <w:lvl w:ilvl="6" w:tentative="1">
+      <w:start w:val="1"/>
+      <w:numFmt w:val="bullet"/>
+      <w:lvlText w:val=""/>
+      <w:lvlJc w:val="left"/>
+      <w:pPr>
+        <w:tabs>
+          <w:tab w:val="num" w:pos="5040"/>
+        </w:tabs>
+        <w:ind w:left="5040" w:hanging="360"/>
+      </w:pPr>
+      <w:rPr>
+        <w:rFonts w:ascii="Wingdings" w:hAnsi="Wingdings" w:hint="default"/>
+        <w:sz w:val="20"/>
+      </w:rPr>
+    </w:lvl>
+    <w:lvl w:ilvl="7" w:tentative="1">
+      <w:start w:val="1"/>
+      <w:numFmt w:val="bullet"/>
+      <w:lvlText w:val=""/>
+      <w:lvlJc w:val="left"/>
+      <w:pPr>
+        <w:tabs>
+          <w:tab w:val="num" w:pos="5760"/>
+        </w:tabs>
+        <w:ind w:left="5760" w:hanging="360"/>
+      </w:pPr>
+      <w:rPr>
+        <w:rFonts w:ascii="Wingdings" w:hAnsi="Wingdings" w:hint="default"/>
+        <w:sz w:val="20"/>
+      </w:rPr>
+    </w:lvl>
+    <w:lvl w:ilvl="8" w:tentative="1">
+      <w:start w:val="1"/>
+      <w:numFmt w:val="bullet"/>
+      <w:lvlText w:val=""/>
+      <w:lvlJc w:val="left"/>
+      <w:pPr>
+        <w:tabs>
+          <w:tab w:val="num" w:pos="6480"/>
+        </w:tabs>
+        <w:ind w:left="6480" w:hanging="360"/>
+      </w:pPr>
+      <w:rPr>
+        <w:rFonts w:ascii="Wingdings" w:hAnsi="Wingdings" w:hint="default"/>
+        <w:sz w:val="20"/>
+      </w:rPr>
+    </w:lvl>
+  </w:abstractNum>
+  <w:num w:numId="1" w16cid:durableId="1711610283">
     <w:abstractNumId w:val="0"/>
+  </w:num>
+  <w:num w:numId="2" w16cid:durableId="1980842205">
+    <w:abstractNumId w:val="1"/>
   </w:num>
 </w:numbering>
 </file>
 
 <file path=word/styles.xml><?xml version="1.0" encoding="utf-8"?>
-<w:styles xmlns:mc="http://schemas.openxmlformats.org/markup-compatibility/2006" xmlns:r="http://schemas.openxmlformats.org/officeDocument/2006/relationships" xmlns:w="http://schemas.openxmlformats.org/wordprocessingml/2006/main" xmlns:w14="http://schemas.microsoft.com/office/word/2010/wordml" xmlns:w15="http://schemas.microsoft.com/office/word/2012/wordml" xmlns:w16cid="http://schemas.microsoft.com/office/word/2016/wordml/cid" xmlns:w16se="http://schemas.microsoft.com/office/word/2015/wordml/symex" mc:Ignorable="w14 w15 w16se w16cid">
+<w:styles xmlns:mc="http://schemas.openxmlformats.org/markup-compatibility/2006" xmlns:r="http://schemas.openxmlformats.org/officeDocument/2006/relationships" xmlns:w="http://schemas.openxmlformats.org/wordprocessingml/2006/main" xmlns:w14="http://schemas.microsoft.com/office/word/2010/wordml" xmlns:w15="http://schemas.microsoft.com/office/word/2012/wordml" xmlns:w16cex="http://schemas.microsoft.com/office/word/2018/wordml/cex" xmlns:w16cid="http://schemas.microsoft.com/office/word/2016/wordml/cid" xmlns:w16="http://schemas.microsoft.com/office/word/2018/wordml" xmlns:w16du="http://schemas.microsoft.com/office/word/2023/wordml/word16du" xmlns:w16sdtdh="http://schemas.microsoft.com/office/word/2020/wordml/sdtdatahash" xmlns:w16sdtfl="http://schemas.microsoft.com/office/word/2024/wordml/sdtformatlock" xmlns:w16se="http://schemas.microsoft.com/office/word/2015/wordml/symex" mc:Ignorable="w14 w15 w16se w16cid w16 w16cex w16sdtdh w16sdtfl w16du">
   <w:docDefaults>
     <w:rPrDefault>
       <w:rPr>
@@ -1262,7 +1439,7 @@
       </w:pPr>
     </w:pPrDefault>
   </w:docDefaults>
-  <w:latentStyles w:defLockedState="0" w:defUIPriority="99" w:defSemiHidden="0" w:defUnhideWhenUsed="0" w:defQFormat="0" w:count="375">
+  <w:latentStyles w:defLockedState="0" w:defUIPriority="99" w:defSemiHidden="0" w:defUnhideWhenUsed="0" w:defQFormat="0" w:count="376">
     <w:lsdException w:name="Normal" w:uiPriority="0" w:qFormat="1"/>
     <w:lsdException w:name="heading 1" w:uiPriority="9" w:qFormat="1"/>
     <w:lsdException w:name="heading 2" w:semiHidden="1" w:uiPriority="9" w:unhideWhenUsed="1" w:qFormat="1"/>
@@ -1638,6 +1815,7 @@
     <w:lsdException w:name="Smart Hyperlink" w:semiHidden="1" w:unhideWhenUsed="1"/>
     <w:lsdException w:name="Hashtag" w:semiHidden="1" w:unhideWhenUsed="1"/>
     <w:lsdException w:name="Unresolved Mention" w:semiHidden="1" w:unhideWhenUsed="1"/>
+    <w:lsdException w:name="Smart Link" w:semiHidden="1" w:unhideWhenUsed="1"/>
   </w:latentStyles>
   <w:style w:type="paragraph" w:default="1" w:styleId="Normal">
     <w:name w:val="Normal"/>
@@ -1646,7 +1824,6 @@
   <w:style w:type="character" w:default="1" w:styleId="Fontepargpadro">
     <w:name w:val="Default Paragraph Font"/>
     <w:uiPriority w:val="1"/>
-    <w:semiHidden/>
     <w:unhideWhenUsed/>
   </w:style>
   <w:style w:type="table" w:default="1" w:styleId="Tabelanormal">
